--- a/02-Knowledge/career-development/interview-project-summaries/嵌入式基础/RTOS笔记.docx
+++ b/02-Knowledge/career-development/interview-project-summaries/嵌入式基础/RTOS笔记.docx
@@ -1,16 +1,14 @@
 
 <file path=word/document.xml><?xml version="1.0" encoding="utf-8"?>
-<w:document xmlns:wpc="http://schemas.microsoft.com/office/word/2010/wordprocessingCanvas" xmlns:cx="http://schemas.microsoft.com/office/drawing/2014/chartex" xmlns:cx1="http://schemas.microsoft.com/office/drawing/2015/9/8/chartex" xmlns:cx2="http://schemas.microsoft.com/office/drawing/2015/10/21/chartex" xmlns:cx3="http://schemas.microsoft.com/office/drawing/2016/5/9/chartex" xmlns:cx4="http://schemas.microsoft.com/office/drawing/2016/5/10/chartex" xmlns:cx5="http://schemas.microsoft.com/office/drawing/2016/5/11/chartex" xmlns:cx6="http://schemas.microsoft.com/office/drawing/2016/5/12/chartex" xmlns:cx7="http://schemas.microsoft.com/office/drawing/2016/5/13/chartex" xmlns:cx8="http://schemas.microsoft.com/office/drawing/2016/5/14/chartex" xmlns:mc="http://schemas.openxmlformats.org/markup-compatibility/2006" xmlns:aink="http://schemas.microsoft.com/office/drawing/2016/ink" xmlns:am3d="http://schemas.microsoft.com/office/drawing/2017/model3d" xmlns:o="urn:schemas-microsoft-com:office:office" xmlns:r="http://schemas.openxmlformats.org/officeDocument/2006/relationships" xmlns:m="http://schemas.openxmlformats.org/officeDocument/2006/math" xmlns:v="urn:schemas-microsoft-com:vml" xmlns:wp14="http://schemas.microsoft.com/office/word/2010/wordprocessingDrawing" xmlns:wp="http://schemas.openxmlformats.org/drawingml/2006/wordprocessingDrawing" xmlns:w10="urn:schemas-microsoft-com:office:word" xmlns:w="http://schemas.openxmlformats.org/wordprocessingml/2006/main" xmlns:w14="http://schemas.microsoft.com/office/word/2010/wordml" xmlns:w15="http://schemas.microsoft.com/office/word/2012/wordml" xmlns:w16cex="http://schemas.microsoft.com/office/word/2018/wordml/cex" xmlns:w16cid="http://schemas.microsoft.com/office/word/2016/wordml/cid" xmlns:w16="http://schemas.microsoft.com/office/word/2018/wordml" xmlns:w16sdtdh="http://schemas.microsoft.com/office/word/2020/wordml/sdtdatahash" xmlns:w16se="http://schemas.microsoft.com/office/word/2015/wordml/symex" xmlns:wpg="http://schemas.microsoft.com/office/word/2010/wordprocessingGroup" xmlns:wpi="http://schemas.microsoft.com/office/word/2010/wordprocessingInk" xmlns:wne="http://schemas.microsoft.com/office/word/2006/wordml" xmlns:wps="http://schemas.microsoft.com/office/word/2010/wordprocessingShape" mc:Ignorable="w14 w15 w16se w16cid w16 w16cex w16sdtdh wp14">
+<w:document xmlns:wpc="http://schemas.microsoft.com/office/word/2010/wordprocessingCanvas" xmlns:cx="http://schemas.microsoft.com/office/drawing/2014/chartex" xmlns:cx1="http://schemas.microsoft.com/office/drawing/2015/9/8/chartex" xmlns:mc="http://schemas.openxmlformats.org/markup-compatibility/2006" xmlns:o="urn:schemas-microsoft-com:office:office" xmlns:r="http://schemas.openxmlformats.org/officeDocument/2006/relationships" xmlns:m="http://schemas.openxmlformats.org/officeDocument/2006/math" xmlns:v="urn:schemas-microsoft-com:vml" xmlns:wp14="http://schemas.microsoft.com/office/word/2010/wordprocessingDrawing" xmlns:wp="http://schemas.openxmlformats.org/drawingml/2006/wordprocessingDrawing" xmlns:w10="urn:schemas-microsoft-com:office:word" xmlns:w="http://schemas.openxmlformats.org/wordprocessingml/2006/main" xmlns:w14="http://schemas.microsoft.com/office/word/2010/wordml" xmlns:w15="http://schemas.microsoft.com/office/word/2012/wordml" xmlns:w16se="http://schemas.microsoft.com/office/word/2015/wordml/symex" xmlns:wpg="http://schemas.microsoft.com/office/word/2010/wordprocessingGroup" xmlns:wpi="http://schemas.microsoft.com/office/word/2010/wordprocessingInk" xmlns:wne="http://schemas.microsoft.com/office/word/2006/wordml" xmlns:wps="http://schemas.microsoft.com/office/word/2010/wordprocessingShape" mc:Ignorable="w14 w15 w16se wp14">
   <w:body>
     <w:p>
       <w:pPr>
         <w:pStyle w:val="3"/>
       </w:pPr>
-      <w:proofErr w:type="spellStart"/>
       <w:r>
         <w:t>AcuOS</w:t>
       </w:r>
-      <w:proofErr w:type="spellEnd"/>
     </w:p>
     <w:p>
       <w:pPr>
@@ -25,19 +23,15 @@
       <w:r>
         <w:t>、相比市场上主流实时系统</w:t>
       </w:r>
-      <w:proofErr w:type="spellStart"/>
       <w:r>
         <w:t>ucOS</w:t>
       </w:r>
-      <w:proofErr w:type="spellEnd"/>
       <w:r>
         <w:t>、</w:t>
       </w:r>
-      <w:proofErr w:type="spellStart"/>
       <w:r>
         <w:t>FreeRTOS</w:t>
       </w:r>
-      <w:proofErr w:type="spellEnd"/>
       <w:r>
         <w:t>占用更少资源，</w:t>
       </w:r>
@@ -125,7 +119,6 @@
         </w:rPr>
         <w:t>注：</w:t>
       </w:r>
-      <w:proofErr w:type="spellStart"/>
       <w:r>
         <w:rPr>
           <w:rFonts w:hint="eastAsia"/>
@@ -133,7 +126,6 @@
         </w:rPr>
         <w:t>FreeRTOS</w:t>
       </w:r>
-      <w:proofErr w:type="spellEnd"/>
       <w:r>
         <w:rPr>
           <w:rFonts w:hint="eastAsia"/>
@@ -227,27 +219,21 @@
       <w:r>
         <w:t>相比市场上主流实时系统</w:t>
       </w:r>
-      <w:proofErr w:type="spellStart"/>
       <w:r>
         <w:t>ucOS</w:t>
       </w:r>
-      <w:proofErr w:type="spellEnd"/>
       <w:r>
         <w:t>、</w:t>
       </w:r>
-      <w:proofErr w:type="spellStart"/>
       <w:r>
         <w:t>FreeRTOS</w:t>
       </w:r>
-      <w:proofErr w:type="spellEnd"/>
       <w:r>
         <w:t>，</w:t>
       </w:r>
-      <w:proofErr w:type="spellStart"/>
       <w:r>
         <w:t>AcuOS</w:t>
       </w:r>
-      <w:proofErr w:type="spellEnd"/>
       <w:r>
         <w:t>占用资源更少，响应性更高，更适合本地化产品需求应用。</w:t>
       </w:r>
@@ -303,9 +289,6 @@
     <w:p>
       <w:pPr>
         <w:pStyle w:val="a3"/>
-        <w:rPr>
-          <w:rFonts w:hint="eastAsia"/>
-        </w:rPr>
       </w:pPr>
     </w:p>
     <w:p>
@@ -514,6 +497,7 @@
         <w:pStyle w:val="a3"/>
       </w:pPr>
       <w:r>
+        <w:lastRenderedPageBreak/>
         <w:t>2</w:t>
       </w:r>
       <w:r>
@@ -553,237 +537,224 @@
       <w:r>
         <w:t>除了</w:t>
       </w:r>
-      <w:proofErr w:type="spellStart"/>
-      <w:r>
-        <w:t>systick</w:t>
-      </w:r>
-      <w:proofErr w:type="spellEnd"/>
+      <w:r>
+        <w:t xml:space="preserve">systick  </w:t>
+      </w:r>
+      <w:r>
+        <w:t>空闲任务，还有</w:t>
+      </w:r>
+      <w:r>
+        <w:t>5</w:t>
+      </w:r>
+      <w:r>
+        <w:t>个应用任务</w:t>
+      </w:r>
+    </w:p>
+    <w:p>
+      <w:pPr>
+        <w:pStyle w:val="a3"/>
+      </w:pPr>
+      <w:r>
+        <w:t>&gt;&gt;</w:t>
+      </w:r>
+      <w:r>
+        <w:t>任务一：</w:t>
+      </w:r>
+      <w:r>
+        <w:t>10MS  20MS</w:t>
+      </w:r>
+      <w:r>
+        <w:t>高实时性数据的搬运</w:t>
+      </w:r>
+      <w:r>
+        <w:t xml:space="preserve">   </w:t>
+      </w:r>
+      <w:r>
+        <w:t>计算</w:t>
+      </w:r>
+      <w:r>
+        <w:t xml:space="preserve">     FFT</w:t>
+      </w:r>
+    </w:p>
+    <w:p>
+      <w:pPr>
+        <w:pStyle w:val="a3"/>
+      </w:pPr>
+      <w:r>
+        <w:t xml:space="preserve">     </w:t>
+      </w:r>
+      <w:r>
+        <w:t>任务二：</w:t>
+      </w:r>
+      <w:r>
+        <w:t xml:space="preserve">200MS </w:t>
+      </w:r>
+      <w:r>
+        <w:t>插值计算</w:t>
+      </w:r>
+      <w:r>
+        <w:t xml:space="preserve">   </w:t>
+      </w:r>
+      <w:r>
+        <w:t>谐波等电力品质数据</w:t>
+      </w:r>
+    </w:p>
+    <w:p>
+      <w:pPr>
+        <w:pStyle w:val="a3"/>
+      </w:pPr>
+      <w:r>
+        <w:t xml:space="preserve">     </w:t>
+      </w:r>
+      <w:r>
+        <w:t>任务三：</w:t>
+      </w:r>
+      <w:r>
+        <w:t xml:space="preserve">3S </w:t>
+      </w:r>
+      <w:r>
+        <w:t>谐波</w:t>
+      </w:r>
+    </w:p>
+    <w:p>
+      <w:pPr>
+        <w:pStyle w:val="a3"/>
+      </w:pPr>
+      <w:r>
+        <w:t xml:space="preserve">     </w:t>
+      </w:r>
+      <w:r>
+        <w:t>任务四：告警功能</w:t>
+      </w:r>
+    </w:p>
+    <w:p>
+      <w:pPr>
+        <w:pStyle w:val="a3"/>
+      </w:pPr>
+      <w:r>
+        <w:t xml:space="preserve">     </w:t>
+      </w:r>
+      <w:r>
+        <w:t>任务五：</w:t>
+      </w:r>
+      <w:r>
+        <w:t>A5   DSP</w:t>
+      </w:r>
+      <w:r>
+        <w:t>双核通信任务</w:t>
+      </w:r>
+      <w:r>
+        <w:t xml:space="preserve">    200MS</w:t>
+      </w:r>
+      <w:r>
+        <w:t>周期性任务</w:t>
+      </w:r>
+    </w:p>
+    <w:p>
+      <w:pPr>
+        <w:pStyle w:val="a3"/>
+      </w:pPr>
+      <w:r>
+        <w:t>协处理器：</w:t>
+      </w:r>
+      <w:r>
+        <w:t>DSP2</w:t>
+      </w:r>
+      <w:r>
+        <w:t>：</w:t>
+      </w:r>
       <w:r>
         <w:t xml:space="preserve">  </w:t>
       </w:r>
       <w:r>
-        <w:t>空闲任务，还有</w:t>
-      </w:r>
-      <w:r>
-        <w:t>5</w:t>
-      </w:r>
-      <w:r>
-        <w:t>个应用任务</w:t>
-      </w:r>
-    </w:p>
-    <w:p>
-      <w:pPr>
-        <w:pStyle w:val="a3"/>
-      </w:pPr>
-      <w:r>
-        <w:t>&gt;&gt;</w:t>
-      </w:r>
-      <w:r>
-        <w:t>任务一：</w:t>
-      </w:r>
-      <w:r>
-        <w:t>10MS  20MS</w:t>
-      </w:r>
-      <w:r>
-        <w:t>高实时性数据的搬运</w:t>
+        <w:t>裸机系统</w:t>
+      </w:r>
+      <w:r>
+        <w:t xml:space="preserve">     </w:t>
+      </w:r>
+      <w:r>
+        <w:rPr>
+          <w:color w:val="FF0000"/>
+        </w:rPr>
+        <w:t>计算量大</w:t>
+      </w:r>
+      <w:r>
+        <w:t>的功能模块：闪变</w:t>
       </w:r>
       <w:r>
         <w:t xml:space="preserve">   </w:t>
       </w:r>
       <w:r>
-        <w:t>计算</w:t>
-      </w:r>
-      <w:r>
-        <w:t xml:space="preserve">     FFT</w:t>
-      </w:r>
-    </w:p>
-    <w:p>
-      <w:pPr>
-        <w:pStyle w:val="a3"/>
-      </w:pPr>
-      <w:r>
-        <w:t xml:space="preserve">     </w:t>
-      </w:r>
-      <w:r>
-        <w:t>任务二：</w:t>
-      </w:r>
-      <w:r>
-        <w:t xml:space="preserve">200MS </w:t>
-      </w:r>
-      <w:r>
-        <w:t>插值计算</w:t>
-      </w:r>
-      <w:r>
-        <w:t xml:space="preserve">   </w:t>
-      </w:r>
-      <w:r>
-        <w:t>谐波等电力品质数据</w:t>
-      </w:r>
-    </w:p>
-    <w:p>
-      <w:pPr>
-        <w:pStyle w:val="a3"/>
-      </w:pPr>
-      <w:r>
-        <w:t xml:space="preserve">     </w:t>
-      </w:r>
-      <w:r>
-        <w:t>任务三：</w:t>
-      </w:r>
-      <w:r>
-        <w:t xml:space="preserve">3S </w:t>
-      </w:r>
-      <w:r>
-        <w:t>谐波</w:t>
-      </w:r>
-    </w:p>
-    <w:p>
-      <w:pPr>
-        <w:pStyle w:val="a3"/>
-      </w:pPr>
-      <w:r>
-        <w:t xml:space="preserve">     </w:t>
-      </w:r>
-      <w:r>
-        <w:t>任务四：告警功能</w:t>
-      </w:r>
-    </w:p>
-    <w:p>
-      <w:pPr>
-        <w:pStyle w:val="a3"/>
-      </w:pPr>
-      <w:r>
-        <w:t xml:space="preserve">     </w:t>
-      </w:r>
-      <w:r>
-        <w:t>任务五：</w:t>
-      </w:r>
-      <w:r>
-        <w:t>A5   DSP</w:t>
-      </w:r>
-      <w:r>
-        <w:t>双核通信任务</w:t>
-      </w:r>
-      <w:r>
-        <w:t xml:space="preserve">    200MS</w:t>
-      </w:r>
-      <w:r>
-        <w:t>周期性任务</w:t>
-      </w:r>
-    </w:p>
-    <w:p>
-      <w:pPr>
-        <w:pStyle w:val="a3"/>
-      </w:pPr>
-      <w:r>
-        <w:t>协处理器：</w:t>
-      </w:r>
-      <w:r>
-        <w:t>DSP2</w:t>
+        <w:t>频率计算</w:t>
+      </w:r>
+      <w:r>
+        <w:t xml:space="preserve">      </w:t>
+      </w:r>
+    </w:p>
+    <w:p>
+      <w:pPr>
+        <w:pStyle w:val="a3"/>
+      </w:pPr>
+    </w:p>
+    <w:p>
+      <w:pPr>
+        <w:pStyle w:val="a3"/>
+      </w:pPr>
+    </w:p>
+    <w:p>
+      <w:pPr>
+        <w:pStyle w:val="a3"/>
+      </w:pPr>
+      <w:r>
+        <w:t>OsQPend</w:t>
+      </w:r>
+      <w:r>
+        <w:t>队列：</w:t>
+      </w:r>
+      <w:r>
+        <w:t xml:space="preserve">  DI</w:t>
+      </w:r>
+      <w:r>
+        <w:t>、</w:t>
+      </w:r>
+      <w:r>
+        <w:t>EEP</w:t>
+      </w:r>
+      <w:r>
+        <w:t>写数据也有队列进行缓存、</w:t>
+      </w:r>
+    </w:p>
+    <w:p>
+      <w:pPr>
+        <w:pStyle w:val="a3"/>
+      </w:pPr>
+      <w:r>
+        <w:t>OsFlagPend</w:t>
+      </w:r>
+      <w:r>
+        <w:t>：按键、</w:t>
+      </w:r>
+      <w:r>
+        <w:t>Modbust</w:t>
+      </w:r>
+      <w:r>
+        <w:t>通信处理</w:t>
+      </w:r>
+    </w:p>
+    <w:p>
+      <w:pPr>
+        <w:pStyle w:val="a3"/>
+      </w:pPr>
+      <w:r>
+        <w:t>T_OsMutex</w:t>
       </w:r>
       <w:r>
         <w:t>：</w:t>
       </w:r>
       <w:r>
-        <w:t xml:space="preserve">  </w:t>
-      </w:r>
-      <w:r>
-        <w:t>裸机系统</w:t>
-      </w:r>
-      <w:r>
-        <w:t xml:space="preserve">     </w:t>
-      </w:r>
-      <w:r>
-        <w:rPr>
-          <w:color w:val="FF0000"/>
-        </w:rPr>
-        <w:t>计算量大</w:t>
-      </w:r>
-      <w:r>
-        <w:t>的功能模块：闪变</w:t>
-      </w:r>
-      <w:r>
-        <w:t xml:space="preserve">   </w:t>
-      </w:r>
-      <w:r>
-        <w:t>频率计算</w:t>
-      </w:r>
-      <w:r>
-        <w:t xml:space="preserve">      </w:t>
-      </w:r>
-    </w:p>
-    <w:p>
-      <w:pPr>
-        <w:pStyle w:val="a3"/>
-      </w:pPr>
-    </w:p>
-    <w:p>
-      <w:pPr>
-        <w:pStyle w:val="a3"/>
-      </w:pPr>
-    </w:p>
-    <w:p>
-      <w:pPr>
-        <w:pStyle w:val="a3"/>
-      </w:pPr>
-      <w:proofErr w:type="spellStart"/>
-      <w:r>
-        <w:t>OsQPend</w:t>
-      </w:r>
-      <w:proofErr w:type="spellEnd"/>
-      <w:r>
-        <w:t>队列：</w:t>
-      </w:r>
-      <w:r>
-        <w:t xml:space="preserve">  DI</w:t>
-      </w:r>
-      <w:r>
-        <w:t>、</w:t>
-      </w:r>
-      <w:r>
         <w:t>EEP</w:t>
       </w:r>
       <w:r>
-        <w:t>写数据也有队列进行缓存、</w:t>
-      </w:r>
-    </w:p>
-    <w:p>
-      <w:pPr>
-        <w:pStyle w:val="a3"/>
-      </w:pPr>
-      <w:proofErr w:type="spellStart"/>
-      <w:r>
-        <w:t>OsFlagPend</w:t>
-      </w:r>
-      <w:proofErr w:type="spellEnd"/>
-      <w:r>
-        <w:t>：按键、</w:t>
-      </w:r>
-      <w:proofErr w:type="spellStart"/>
-      <w:r>
-        <w:t>Modbust</w:t>
-      </w:r>
-      <w:proofErr w:type="spellEnd"/>
-      <w:r>
-        <w:t>通信处理</w:t>
-      </w:r>
-    </w:p>
-    <w:p>
-      <w:pPr>
-        <w:pStyle w:val="a3"/>
-      </w:pPr>
-      <w:proofErr w:type="spellStart"/>
-      <w:r>
-        <w:t>T_OsMutex</w:t>
-      </w:r>
-      <w:proofErr w:type="spellEnd"/>
-      <w:r>
-        <w:t>：</w:t>
-      </w:r>
-      <w:r>
-        <w:t>EEP</w:t>
-      </w:r>
-      <w:r>
         <w:t>写数据锁、</w:t>
       </w:r>
       <w:r>
@@ -797,11 +768,9 @@
       <w:pPr>
         <w:pStyle w:val="a3"/>
       </w:pPr>
-      <w:proofErr w:type="spellStart"/>
       <w:r>
         <w:t>T_OsSem</w:t>
       </w:r>
-      <w:proofErr w:type="spellEnd"/>
       <w:r>
         <w:t>信号量：</w:t>
       </w:r>
@@ -851,7 +820,6 @@
       <w:pPr>
         <w:pStyle w:val="a3"/>
       </w:pPr>
-      <w:proofErr w:type="spellStart"/>
       <w:r>
         <w:rPr>
           <w:b/>
@@ -861,7 +829,6 @@
         <w:lastRenderedPageBreak/>
         <w:t>FreeRTOS</w:t>
       </w:r>
-      <w:proofErr w:type="spellEnd"/>
     </w:p>
     <w:p>
       <w:pPr>
@@ -909,24 +876,14 @@
         <w:t>避免堆栈溢出：使用</w:t>
       </w:r>
       <w:r>
-        <w:t> </w:t>
-      </w:r>
-      <w:proofErr w:type="spellStart"/>
-      <w:r>
-        <w:t>uxTaskGetStackHighWaterMark</w:t>
-      </w:r>
-      <w:proofErr w:type="spellEnd"/>
-      <w:r>
-        <w:t>()</w:t>
+        <w:t> uxTaskGetStackHighWaterMark()</w:t>
       </w:r>
       <w:r>
         <w:t>（</w:t>
       </w:r>
-      <w:proofErr w:type="spellStart"/>
       <w:r>
         <w:t>FreeRTOS</w:t>
       </w:r>
-      <w:proofErr w:type="spellEnd"/>
       <w:r>
         <w:t>）或堆栈检测钩子函数。</w:t>
       </w:r>
@@ -1007,15 +964,7 @@
         <w:t>（如</w:t>
       </w:r>
       <w:r>
-        <w:t> </w:t>
-      </w:r>
-      <w:proofErr w:type="spellStart"/>
-      <w:r>
-        <w:t>xSemaphoreCreateMutex</w:t>
-      </w:r>
-      <w:proofErr w:type="spellEnd"/>
-      <w:r>
-        <w:t>()</w:t>
+        <w:t> xSemaphoreCreateMutex()</w:t>
       </w:r>
       <w:r>
         <w:t>）替代二值信号量。</w:t>
@@ -1084,13 +1033,8 @@
         <w:pStyle w:val="a3"/>
       </w:pPr>
       <w:r>
-        <w:t xml:space="preserve">// </w:t>
-      </w:r>
-      <w:proofErr w:type="spellStart"/>
-      <w:r>
-        <w:t>FreeRTOS</w:t>
-      </w:r>
-      <w:proofErr w:type="spellEnd"/>
+        <w:t>// FreeRTOS</w:t>
+      </w:r>
       <w:r>
         <w:t>中断中发送通知</w:t>
       </w:r>
@@ -1100,103 +1044,31 @@
         <w:pStyle w:val="a3"/>
       </w:pPr>
       <w:r>
-        <w:t xml:space="preserve">void </w:t>
-      </w:r>
-      <w:proofErr w:type="spellStart"/>
-      <w:r>
-        <w:t>IRQ_Handler</w:t>
-      </w:r>
-      <w:proofErr w:type="spellEnd"/>
-      <w:r>
-        <w:t>() {</w:t>
-      </w:r>
-    </w:p>
-    <w:p>
-      <w:pPr>
-        <w:pStyle w:val="a3"/>
-      </w:pPr>
-      <w:r>
-        <w:t xml:space="preserve">  </w:t>
-      </w:r>
-      <w:proofErr w:type="spellStart"/>
-      <w:r>
-        <w:t>BaseType_t</w:t>
-      </w:r>
-      <w:proofErr w:type="spellEnd"/>
-      <w:r>
-        <w:t xml:space="preserve"> </w:t>
-      </w:r>
-      <w:proofErr w:type="spellStart"/>
-      <w:r>
-        <w:t>xHigherPriorityTaskWoken</w:t>
-      </w:r>
-      <w:proofErr w:type="spellEnd"/>
-      <w:r>
-        <w:t xml:space="preserve"> = </w:t>
-      </w:r>
-      <w:proofErr w:type="spellStart"/>
-      <w:r>
-        <w:t>pdFALSE</w:t>
-      </w:r>
-      <w:proofErr w:type="spellEnd"/>
-      <w:r>
-        <w:t>;</w:t>
-      </w:r>
-    </w:p>
-    <w:p>
-      <w:pPr>
-        <w:pStyle w:val="a3"/>
-      </w:pPr>
-      <w:r>
-        <w:t xml:space="preserve">  </w:t>
-      </w:r>
-      <w:proofErr w:type="spellStart"/>
-      <w:r>
-        <w:t>vTaskNotifyGiveFromISR</w:t>
-      </w:r>
-      <w:proofErr w:type="spellEnd"/>
-      <w:r>
-        <w:t>(</w:t>
-      </w:r>
-      <w:proofErr w:type="spellStart"/>
-      <w:r>
-        <w:t>xTaskHandle</w:t>
-      </w:r>
-      <w:proofErr w:type="spellEnd"/>
-      <w:r>
-        <w:t>, &amp;</w:t>
-      </w:r>
-      <w:proofErr w:type="spellStart"/>
-      <w:r>
-        <w:t>xHigherPriorityTaskWoken</w:t>
-      </w:r>
-      <w:proofErr w:type="spellEnd"/>
-      <w:r>
-        <w:t>);</w:t>
-      </w:r>
-    </w:p>
-    <w:p>
-      <w:pPr>
-        <w:pStyle w:val="a3"/>
-      </w:pPr>
-      <w:r>
-        <w:t xml:space="preserve">  </w:t>
-      </w:r>
-      <w:proofErr w:type="spellStart"/>
-      <w:r>
-        <w:t>portYIELD_FROM_ISR</w:t>
-      </w:r>
-      <w:proofErr w:type="spellEnd"/>
-      <w:r>
-        <w:t>(</w:t>
-      </w:r>
-      <w:proofErr w:type="spellStart"/>
-      <w:r>
-        <w:t>xHigherPriorityTaskWoken</w:t>
-      </w:r>
-      <w:proofErr w:type="spellEnd"/>
-      <w:r>
-        <w:t>);</w:t>
+        <w:t>void IRQ_Handler() {</w:t>
+      </w:r>
+    </w:p>
+    <w:p>
+      <w:pPr>
+        <w:pStyle w:val="a3"/>
+      </w:pPr>
+      <w:r>
+        <w:t xml:space="preserve">  BaseType_t xHigherPriorityTaskWoken = pdFALSE;</w:t>
+      </w:r>
+    </w:p>
+    <w:p>
+      <w:pPr>
+        <w:pStyle w:val="a3"/>
+      </w:pPr>
+      <w:r>
+        <w:t xml:space="preserve">  vTaskNotifyGiveFromISR(xTaskHandle, &amp;xHigherPriorityTaskWoken);</w:t>
+      </w:r>
+    </w:p>
+    <w:p>
+      <w:pPr>
+        <w:pStyle w:val="a3"/>
+      </w:pPr>
+      <w:r>
+        <w:t xml:space="preserve">  portYIELD_FROM_ISR(xHigherPriorityTaskWoken);</w:t>
       </w:r>
     </w:p>
     <w:p>
@@ -1247,15 +1119,7 @@
         <w:pStyle w:val="a3"/>
       </w:pPr>
       <w:r>
-        <w:t xml:space="preserve">void </w:t>
-      </w:r>
-      <w:proofErr w:type="spellStart"/>
-      <w:r>
-        <w:t>vApplicationIdleHook</w:t>
-      </w:r>
-      <w:proofErr w:type="spellEnd"/>
-      <w:r>
-        <w:t>(void) {</w:t>
+        <w:t>void vApplicationIdleHook(void) {</w:t>
       </w:r>
     </w:p>
     <w:p>
@@ -1297,6 +1161,7 @@
         <w:pStyle w:val="21"/>
       </w:pPr>
       <w:r>
+        <w:lastRenderedPageBreak/>
         <w:t>RTOS</w:t>
       </w:r>
       <w:r>
@@ -1463,12 +1328,194 @@
         <w:rPr>
           <w:b/>
         </w:rPr>
+        <w:t>事件组</w:t>
+      </w:r>
+      <w:r>
+        <w:t>：用于多事件同步，一个任务可以等待多个事件的任意组合。</w:t>
+      </w:r>
+    </w:p>
+    <w:p>
+      <w:pPr>
+        <w:pStyle w:val="a3"/>
+      </w:pPr>
+    </w:p>
+    <w:p>
+      <w:pPr>
+        <w:pStyle w:val="a3"/>
+      </w:pPr>
+    </w:p>
+    <w:p>
+      <w:pPr>
+        <w:pStyle w:val="21"/>
+      </w:pPr>
+      <w:r>
+        <w:t>FreeRTOS</w:t>
+      </w:r>
+      <w:r>
+        <w:t>的任务调度算法是什么？优先级抢占机制的核心是什么？如何保证嵌入式系统的</w:t>
+      </w:r>
+      <w:r>
+        <w:t>1ms</w:t>
+      </w:r>
+      <w:r>
+        <w:t>级实时响应？</w:t>
+      </w:r>
+    </w:p>
+    <w:p>
+      <w:pPr>
+        <w:pStyle w:val="a3"/>
+      </w:pPr>
+      <w:r>
+        <w:t xml:space="preserve">① </w:t>
+      </w:r>
+      <w:r>
+        <w:t>核心调度算法：</w:t>
+      </w:r>
+      <w:r>
+        <w:t>FreeRTOS</w:t>
+      </w:r>
+      <w:r>
+        <w:t>采用</w:t>
+      </w:r>
+      <w:r>
+        <w:t>“</w:t>
+      </w:r>
+      <w:r>
+        <w:t>基于优先级的可抢占式调度算法</w:t>
+      </w:r>
+      <w:r>
+        <w:t>”</w:t>
+      </w:r>
+      <w:r>
+        <w:t>，同时支持时间片轮转调度（同优先级任务）；高优先级任务就绪时，会立即抢占低优先级任务的</w:t>
+      </w:r>
+      <w:r>
+        <w:t>CPU</w:t>
+      </w:r>
+      <w:r>
+        <w:t>使用权，低优先级任务只能在高优先级任务阻塞（如延时、等待信号量）时运行。</w:t>
+      </w:r>
+    </w:p>
+    <w:p>
+      <w:pPr>
+        <w:pStyle w:val="a3"/>
+      </w:pPr>
+    </w:p>
+    <w:p>
+      <w:pPr>
+        <w:pStyle w:val="a3"/>
+      </w:pPr>
+      <w:r>
         <w:lastRenderedPageBreak/>
-        <w:t>事件组</w:t>
-      </w:r>
-      <w:r>
-        <w:t>：用于多事件同步，一个任务可以等待多个事件的任意组合。</w:t>
-      </w:r>
+        <w:t xml:space="preserve">② </w:t>
+      </w:r>
+      <w:r>
+        <w:t>优先级抢占机制核心：任务控制块（</w:t>
+      </w:r>
+      <w:r>
+        <w:t>TCB</w:t>
+      </w:r>
+      <w:r>
+        <w:t>）中存储任务优先级，系统维护一个优先级位图（</w:t>
+      </w:r>
+      <w:r>
+        <w:t>uxTopReadyPriority</w:t>
+      </w:r>
+      <w:r>
+        <w:t>），快速定位当前最高优先级的就绪任务；调度器在任务阻塞、中断退出、任务创建</w:t>
+      </w:r>
+      <w:r>
+        <w:t>/</w:t>
+      </w:r>
+      <w:r>
+        <w:t>删除时，触发任务切换，确保高优先级任务优先执行。</w:t>
+      </w:r>
+    </w:p>
+    <w:p>
+      <w:pPr>
+        <w:pStyle w:val="a3"/>
+      </w:pPr>
+    </w:p>
+    <w:p>
+      <w:pPr>
+        <w:pStyle w:val="a3"/>
+      </w:pPr>
+      <w:r>
+        <w:t xml:space="preserve">③ </w:t>
+      </w:r>
+      <w:r>
+        <w:t>保证</w:t>
+      </w:r>
+      <w:r>
+        <w:t>1ms</w:t>
+      </w:r>
+      <w:r>
+        <w:t>级实时响应（结合西门子楼宇</w:t>
+      </w:r>
+      <w:r>
+        <w:t>/</w:t>
+      </w:r>
+      <w:r>
+        <w:t>消防场景）：</w:t>
+      </w:r>
+    </w:p>
+    <w:p>
+      <w:pPr>
+        <w:pStyle w:val="a3"/>
+      </w:pPr>
+      <w:r>
+        <w:t xml:space="preserve">a. </w:t>
+      </w:r>
+      <w:r>
+        <w:t>合理分配任务优先级，将核心实时任务（如消防报警信号处理、电机闭环控制）设置为高优先级，后台任务（如日志打印、参数保存）设置为低优先级；</w:t>
+      </w:r>
+      <w:r>
+        <w:t xml:space="preserve">b. </w:t>
+      </w:r>
+      <w:r>
+        <w:t>优化中断处理函数，缩短中断执行时间，避免在中断中做耗时操作（如</w:t>
+      </w:r>
+      <w:r>
+        <w:t>printf</w:t>
+      </w:r>
+      <w:r>
+        <w:t>打印），耗时操作通过信号量交给后台任务处理；</w:t>
+      </w:r>
+      <w:r>
+        <w:t xml:space="preserve">c. </w:t>
+      </w:r>
+      <w:r>
+        <w:t>关闭不必要的中断，减少中断嵌套层数，避免优先级反转；</w:t>
+      </w:r>
+      <w:r>
+        <w:t xml:space="preserve">d. </w:t>
+      </w:r>
+      <w:r>
+        <w:t>优化任务切换时间，合理配置</w:t>
+      </w:r>
+      <w:r>
+        <w:t>FreeRTOS</w:t>
+      </w:r>
+      <w:r>
+        <w:t>的系统时钟节拍（</w:t>
+      </w:r>
+      <w:r>
+        <w:t>tick</w:t>
+      </w:r>
+      <w:r>
+        <w:t>），一般设置为</w:t>
+      </w:r>
+      <w:r>
+        <w:t>1ms</w:t>
+      </w:r>
+      <w:r>
+        <w:t>，同时禁用不必要的任务切换钩子函数；</w:t>
+      </w:r>
+    </w:p>
+    <w:p>
+      <w:pPr>
+        <w:pStyle w:val="a3"/>
+      </w:pPr>
     </w:p>
     <w:p>
       <w:pPr>
@@ -1484,19 +1531,11 @@
       <w:pPr>
         <w:pStyle w:val="21"/>
       </w:pPr>
-      <w:proofErr w:type="spellStart"/>
       <w:r>
         <w:t>FreeRTOS</w:t>
       </w:r>
-      <w:proofErr w:type="spellEnd"/>
-      <w:r>
-        <w:t>的任务调度算法是什么？优先级抢占机制的核心是什么？如何保证嵌入式系统的</w:t>
-      </w:r>
-      <w:r>
-        <w:t>1ms</w:t>
-      </w:r>
-      <w:r>
-        <w:t>级实时响应？</w:t>
+      <w:r>
+        <w:t>中，任务优先级反转是什么？如何解决？请结合工业场景举例。</w:t>
       </w:r>
     </w:p>
     <w:p>
@@ -1507,435 +1546,362 @@
         <w:t xml:space="preserve">① </w:t>
       </w:r>
       <w:r>
-        <w:t>核心调度算法：</w:t>
-      </w:r>
-      <w:proofErr w:type="spellStart"/>
+        <w:t>优先级反转定义：高优先级任务等待低优先级任务释放资源（如信号量、互斥锁），而低优先级任务又被中优先级任务抢占，导致高优先级任务无法及时执行，出现</w:t>
+      </w:r>
+      <w:r>
+        <w:t>“</w:t>
+      </w:r>
+      <w:r>
+        <w:t>优先级倒置</w:t>
+      </w:r>
+      <w:r>
+        <w:t>”</w:t>
+      </w:r>
+      <w:r>
+        <w:t>的现象，影响系统实时性。</w:t>
+      </w:r>
+    </w:p>
+    <w:p>
+      <w:pPr>
+        <w:pStyle w:val="a3"/>
+      </w:pPr>
+    </w:p>
+    <w:p>
+      <w:pPr>
+        <w:pStyle w:val="a3"/>
+      </w:pPr>
+      <w:r>
+        <w:t xml:space="preserve">② </w:t>
+      </w:r>
+      <w:r>
+        <w:t>解决方法（</w:t>
+      </w:r>
+      <w:r>
+        <w:t>3</w:t>
+      </w:r>
+      <w:r>
+        <w:t>种，重点讲工业场景常用的</w:t>
+      </w:r>
+      <w:r>
+        <w:t>2</w:t>
+      </w:r>
+      <w:r>
+        <w:t>种）：</w:t>
+      </w:r>
+    </w:p>
+    <w:p>
+      <w:pPr>
+        <w:pStyle w:val="a3"/>
+      </w:pPr>
+      <w:r>
+        <w:lastRenderedPageBreak/>
+        <w:t xml:space="preserve">a. </w:t>
+      </w:r>
+      <w:r>
+        <w:t>优先级继承机制：当低优先级任务持有高优先级任务需要的互斥锁时，暂时将低优先级任务的优先级提升到与高优先级任务相同，直到低优先级任务释放互斥锁，再恢复其原优先级（</w:t>
+      </w:r>
       <w:r>
         <w:t>FreeRTOS</w:t>
       </w:r>
-      <w:proofErr w:type="spellEnd"/>
-      <w:r>
-        <w:t>采用</w:t>
+      <w:r>
+        <w:t>的</w:t>
+      </w:r>
+      <w:r>
+        <w:t>xSemaphoreCreateMutex()</w:t>
+      </w:r>
+      <w:r>
+        <w:t>创建的互斥锁，默认支持优先级继承）；</w:t>
+      </w:r>
+    </w:p>
+    <w:p>
+      <w:pPr>
+        <w:pStyle w:val="a3"/>
+      </w:pPr>
+      <w:r>
+        <w:t xml:space="preserve">b. </w:t>
+      </w:r>
+      <w:r>
+        <w:t>优先级天花板机制：将持有资源（互斥锁）</w:t>
+      </w:r>
+      <w:r>
+        <w:rPr>
+          <w:color w:val="FF0000"/>
+        </w:rPr>
+        <w:t>的所有任务，优先级提升到所有可能申请该资源的任务中的最高优先级，避免低优先级任务被中优先级任务抢占；</w:t>
+      </w:r>
+    </w:p>
+    <w:p>
+      <w:pPr>
+        <w:pStyle w:val="a3"/>
+      </w:pPr>
+      <w:r>
+        <w:t>举例（贴合</w:t>
+      </w:r>
+      <w:r>
+        <w:t>8</w:t>
+      </w:r>
+      <w:r>
+        <w:t>年经验</w:t>
+      </w:r>
+      <w:r>
+        <w:t>+</w:t>
+      </w:r>
+      <w:r>
+        <w:t>西门子场景）：我之前开发消防报警系统，高优先级的</w:t>
       </w:r>
       <w:r>
         <w:t>“</w:t>
       </w:r>
       <w:r>
-        <w:t>基于优先级的可抢占式调度算法</w:t>
+        <w:t>报警信号处理任务</w:t>
       </w:r>
       <w:r>
         <w:t>”</w:t>
       </w:r>
       <w:r>
-        <w:t>，同时支持时间片轮转调度（同优先级任务）；高优先级任务就绪时，会立即抢占低优先级任务的</w:t>
-      </w:r>
-      <w:r>
-        <w:t>CPU</w:t>
-      </w:r>
-      <w:r>
-        <w:t>使用权，低优先级任务只能在高优先级任务阻塞（如延时、等待信号量）时运行。</w:t>
-      </w:r>
-    </w:p>
-    <w:p>
-      <w:pPr>
-        <w:pStyle w:val="a3"/>
-      </w:pPr>
-    </w:p>
-    <w:p>
-      <w:pPr>
-        <w:pStyle w:val="a3"/>
-      </w:pPr>
-      <w:r>
-        <w:t xml:space="preserve">② </w:t>
-      </w:r>
-      <w:r>
-        <w:t>优先级抢占机制核心：任务控制块（</w:t>
-      </w:r>
-      <w:r>
-        <w:t>TCB</w:t>
-      </w:r>
-      <w:r>
-        <w:t>）中存储任务优先级，系统维护一个优先级位图（</w:t>
-      </w:r>
-      <w:proofErr w:type="spellStart"/>
-      <w:r>
-        <w:t>uxTopReadyPriority</w:t>
-      </w:r>
-      <w:proofErr w:type="spellEnd"/>
-      <w:r>
-        <w:t>），快速定位当前最高优先级的就绪任务；调度器在任务阻塞、中断退出、任务创建</w:t>
-      </w:r>
-      <w:r>
-        <w:t>/</w:t>
-      </w:r>
-      <w:r>
-        <w:t>删除时，触发任务切换，确保高优先级任务优先执行。</w:t>
-      </w:r>
-    </w:p>
-    <w:p>
-      <w:pPr>
-        <w:pStyle w:val="a3"/>
-      </w:pPr>
-    </w:p>
-    <w:p>
-      <w:pPr>
-        <w:pStyle w:val="a3"/>
-      </w:pPr>
-      <w:r>
-        <w:t xml:space="preserve">③ </w:t>
-      </w:r>
-      <w:r>
-        <w:t>保证</w:t>
-      </w:r>
-      <w:r>
-        <w:t>1ms</w:t>
-      </w:r>
-      <w:r>
-        <w:t>级实时响应（结合西门子楼宇</w:t>
-      </w:r>
-      <w:r>
-        <w:t>/</w:t>
-      </w:r>
-      <w:r>
-        <w:t>消防场景）：</w:t>
-      </w:r>
-    </w:p>
-    <w:p>
-      <w:pPr>
-        <w:pStyle w:val="a3"/>
-      </w:pPr>
-      <w:r>
-        <w:t xml:space="preserve">a. </w:t>
-      </w:r>
-      <w:r>
-        <w:t>合理分配任务优先级，将核心实时任务（如消防报警信号处理、电机闭环控制）设置为高优先级，后台任务（如日志打印、参数保存）设置为低优先级；</w:t>
-      </w:r>
-      <w:r>
-        <w:t xml:space="preserve">b. </w:t>
-      </w:r>
-      <w:r>
-        <w:t>优化中断处理函数，缩短中断执行时间，避免在中断中做耗时操作（如</w:t>
-      </w:r>
-      <w:proofErr w:type="spellStart"/>
-      <w:r>
-        <w:t>printf</w:t>
-      </w:r>
-      <w:proofErr w:type="spellEnd"/>
-      <w:r>
-        <w:t>打印），耗时操作通过信号量交给后台任务处理；</w:t>
-      </w:r>
-      <w:r>
-        <w:t xml:space="preserve">c. </w:t>
-      </w:r>
-      <w:r>
-        <w:t>关闭不必要的中断，减少中断嵌套层数，避免优先级反转；</w:t>
-      </w:r>
-      <w:r>
-        <w:t xml:space="preserve">d. </w:t>
-      </w:r>
-      <w:r>
-        <w:t>优化任务切换时间，合理配置</w:t>
-      </w:r>
-      <w:proofErr w:type="spellStart"/>
-      <w:r>
-        <w:t>FreeRTOS</w:t>
-      </w:r>
-      <w:proofErr w:type="spellEnd"/>
-      <w:r>
-        <w:t>的系统时钟节拍（</w:t>
-      </w:r>
-      <w:r>
-        <w:t>tick</w:t>
-      </w:r>
-      <w:r>
-        <w:t>），一般设置为</w:t>
-      </w:r>
-      <w:r>
-        <w:t>1ms</w:t>
-      </w:r>
-      <w:r>
-        <w:t>，同时禁用不必要的任务切换钩子函数；</w:t>
-      </w:r>
-    </w:p>
-    <w:p>
-      <w:pPr>
-        <w:pStyle w:val="a3"/>
-      </w:pPr>
-    </w:p>
-    <w:p>
-      <w:pPr>
-        <w:pStyle w:val="a3"/>
-      </w:pPr>
-    </w:p>
-    <w:p>
-      <w:pPr>
-        <w:pStyle w:val="a3"/>
-      </w:pPr>
+        <w:t>需要等待低优先级的</w:t>
+      </w:r>
+      <w:r>
+        <w:t>“</w:t>
+      </w:r>
+      <w:r>
+        <w:t>数据存储任务</w:t>
+      </w:r>
+      <w:r>
+        <w:t>”</w:t>
+      </w:r>
+      <w:r>
+        <w:t>释放</w:t>
+      </w:r>
+      <w:r>
+        <w:t>Flash</w:t>
+      </w:r>
+      <w:r>
+        <w:t>资源，而中优先级的</w:t>
+      </w:r>
+      <w:r>
+        <w:t>“</w:t>
+      </w:r>
+      <w:r>
+        <w:t>传感器数据采集任务</w:t>
+      </w:r>
+      <w:r>
+        <w:t>”</w:t>
+      </w:r>
+      <w:r>
+        <w:t>会抢占低优先级任务，导致报警信号延迟处理（最长达</w:t>
+      </w:r>
+      <w:r>
+        <w:t>3ms</w:t>
+      </w:r>
+      <w:r>
+        <w:t>，超出国标要求）。后续采用优先级继承机制，当低优先级任务持有</w:t>
+      </w:r>
+      <w:r>
+        <w:t>Flash</w:t>
+      </w:r>
+      <w:r>
+        <w:t>资源时，自动提升其优先级，解决了优先级反转，将报警响应延迟控制在</w:t>
+      </w:r>
+      <w:r>
+        <w:t>0.5ms</w:t>
+      </w:r>
+      <w:r>
+        <w:t>以内，符合消防系统国标要求。</w:t>
+      </w:r>
+    </w:p>
+    <w:p>
+      <w:pPr>
+        <w:pStyle w:val="a3"/>
+      </w:pPr>
+      <w:r>
+        <w:t>&gt;&gt;</w:t>
+      </w:r>
+      <w:r>
+        <w:t>内核支持优先级继承</w:t>
+      </w:r>
+      <w:r>
+        <w:t>(</w:t>
+      </w:r>
+      <w:r>
+        <w:t>内核自动调节性能会好一些</w:t>
+      </w:r>
+      <w:r>
+        <w:t>)</w:t>
+      </w:r>
+    </w:p>
+    <w:p>
+      <w:pPr>
+        <w:pStyle w:val="a3"/>
+      </w:pPr>
+      <w:r>
+        <w:t>&gt;&gt;</w:t>
+      </w:r>
+      <w:r>
+        <w:t>最经典案例是火星探路者号任务失败事件</w:t>
+      </w:r>
+      <w:r>
+        <w:t>——</w:t>
+      </w:r>
+      <w:r>
+        <w:t>当时就是因为没有处理优先级反转。</w:t>
+      </w:r>
+    </w:p>
+    <w:p>
+      <w:pPr>
+        <w:pStyle w:val="a3"/>
+      </w:pPr>
+    </w:p>
+    <w:p>
+      <w:pPr>
+        <w:pStyle w:val="a3"/>
+      </w:pPr>
+    </w:p>
+    <w:p>
+      <w:pPr>
+        <w:pStyle w:val="a3"/>
+      </w:pPr>
+      <w:r>
+        <w:t>RTOS</w:t>
+      </w:r>
+      <w:r>
+        <w:t>内存管理</w:t>
+      </w:r>
+    </w:p>
+    <w:p>
+      <w:pPr>
+        <w:pStyle w:val="a3"/>
+      </w:pPr>
+      <w:r>
+        <w:t>&gt;&gt;4</w:t>
+      </w:r>
+      <w:r>
+        <w:t>种内存管理方式不同</w:t>
+      </w:r>
+    </w:p>
+    <w:p>
+      <w:pPr>
+        <w:pStyle w:val="a3"/>
+      </w:pPr>
+      <w:r>
+        <w:rPr>
+          <w:noProof/>
+        </w:rPr>
+        <w:drawing>
+          <wp:inline distT="0" distB="0" distL="0" distR="0" wp14:anchorId="584B6A2C" wp14:editId="6034F5D8">
+            <wp:extent cx="5029200" cy="1538449"/>
+            <wp:effectExtent l="0" t="0" r="0" b="0"/>
+            <wp:docPr id="407" name="Drawing 5"/>
+            <wp:cNvGraphicFramePr/>
+            <a:graphic xmlns:a="http://schemas.openxmlformats.org/drawingml/2006/main">
+              <a:graphicData uri="http://schemas.openxmlformats.org/drawingml/2006/picture">
+                <pic:pic xmlns:pic="http://schemas.openxmlformats.org/drawingml/2006/picture">
+                  <pic:nvPicPr>
+                    <pic:cNvPr id="0" name=""/>
+                    <pic:cNvPicPr/>
+                  </pic:nvPicPr>
+                  <pic:blipFill>
+                    <a:blip r:embed="rId7"/>
+                    <a:stretch>
+                      <a:fillRect/>
+                    </a:stretch>
+                  </pic:blipFill>
+                  <pic:spPr>
+                    <a:xfrm>
+                      <a:off x="0" y="0"/>
+                      <a:ext cx="5029200" cy="1538449"/>
+                    </a:xfrm>
+                    <a:prstGeom prst="rect">
+                      <a:avLst/>
+                    </a:prstGeom>
+                  </pic:spPr>
+                </pic:pic>
+              </a:graphicData>
+            </a:graphic>
+          </wp:inline>
+        </w:drawing>
+      </w:r>
+    </w:p>
+    <w:p>
+      <w:pPr>
+        <w:pStyle w:val="a3"/>
+      </w:pPr>
+      <w:r>
+        <w:rPr>
+          <w:color w:val="FF0000"/>
+        </w:rPr>
+        <w:t>注：方案</w:t>
+      </w:r>
+      <w:r>
+        <w:rPr>
+          <w:color w:val="FF0000"/>
+        </w:rPr>
+        <w:t>2</w:t>
+      </w:r>
+      <w:r>
+        <w:rPr>
+          <w:color w:val="FF0000"/>
+        </w:rPr>
+        <w:t>已经淘汰；方案</w:t>
+      </w:r>
+      <w:r>
+        <w:rPr>
+          <w:color w:val="FF0000"/>
+        </w:rPr>
+        <w:t>4</w:t>
+      </w:r>
+      <w:r>
+        <w:rPr>
+          <w:color w:val="FF0000"/>
+        </w:rPr>
+        <w:t>官方默认首选，支持释放合并；方案</w:t>
+      </w:r>
+      <w:r>
+        <w:rPr>
+          <w:color w:val="FF0000"/>
+        </w:rPr>
+        <w:t>5</w:t>
+      </w:r>
+      <w:r>
+        <w:rPr>
+          <w:color w:val="FF0000"/>
+        </w:rPr>
+        <w:t>支持不同非连续内存块；</w:t>
+      </w:r>
+    </w:p>
+    <w:p>
+      <w:pPr>
+        <w:pStyle w:val="a3"/>
+      </w:pPr>
+    </w:p>
+    <w:p>
+      <w:pPr>
+        <w:pStyle w:val="a3"/>
+        <w:rPr>
+          <w:rFonts w:hint="eastAsia"/>
+        </w:rPr>
+      </w:pPr>
+      <w:bookmarkStart w:id="0" w:name="_GoBack"/>
+      <w:bookmarkEnd w:id="0"/>
     </w:p>
     <w:p>
       <w:pPr>
         <w:pStyle w:val="21"/>
       </w:pPr>
-      <w:proofErr w:type="spellStart"/>
-      <w:r>
-        <w:t>FreeRTOS</w:t>
-      </w:r>
-      <w:proofErr w:type="spellEnd"/>
-      <w:r>
-        <w:t>中，任务优先级反转是什么？如何解决？请结合工业场景举例。</w:t>
-      </w:r>
-    </w:p>
-    <w:p>
-      <w:pPr>
-        <w:pStyle w:val="a3"/>
-      </w:pPr>
-      <w:r>
-        <w:t xml:space="preserve">① </w:t>
-      </w:r>
-      <w:r>
-        <w:t>优先级反转定义：高优先级任务等待低优先级任务释放资源（如信号量、互斥锁），而低优先级任务又被中优先级任务抢占，导致高优先级任务无法及时执行，出现</w:t>
-      </w:r>
-      <w:r>
-        <w:t>“</w:t>
-      </w:r>
-      <w:r>
-        <w:t>优先级倒置</w:t>
-      </w:r>
-      <w:r>
-        <w:t>”</w:t>
-      </w:r>
-      <w:r>
-        <w:t>的现象，影响系统实时性。</w:t>
-      </w:r>
-    </w:p>
-    <w:p>
-      <w:pPr>
-        <w:pStyle w:val="a3"/>
-      </w:pPr>
-    </w:p>
-    <w:p>
-      <w:pPr>
-        <w:pStyle w:val="a3"/>
-      </w:pPr>
-      <w:r>
-        <w:t xml:space="preserve">② </w:t>
-      </w:r>
-      <w:r>
-        <w:t>解决方法（</w:t>
-      </w:r>
-      <w:r>
-        <w:t>3</w:t>
-      </w:r>
-      <w:r>
-        <w:t>种，重点讲工业场景常用的</w:t>
-      </w:r>
-      <w:r>
-        <w:t>2</w:t>
-      </w:r>
-      <w:r>
-        <w:t>种）：</w:t>
-      </w:r>
-    </w:p>
-    <w:p>
-      <w:pPr>
-        <w:pStyle w:val="a3"/>
-      </w:pPr>
-      <w:r>
-        <w:t xml:space="preserve">a. </w:t>
-      </w:r>
-      <w:r>
-        <w:t>优先级继承机制：当低优先级任务持有高优先级任务需要的互斥锁时，暂时将低优先级任务的优先级提升到与高优先级任务相同，直到低优先级任务释放互斥锁，再恢复其原优先级（</w:t>
-      </w:r>
-      <w:proofErr w:type="spellStart"/>
-      <w:r>
-        <w:t>FreeRTOS</w:t>
-      </w:r>
-      <w:proofErr w:type="spellEnd"/>
+      <w:r>
+        <w:t>RTOS</w:t>
+      </w:r>
       <w:r>
         <w:t>的</w:t>
       </w:r>
-      <w:proofErr w:type="spellStart"/>
-      <w:r>
-        <w:t>xSemaphoreCreateMutex</w:t>
-      </w:r>
-      <w:proofErr w:type="spellEnd"/>
-      <w:r>
-        <w:t>()</w:t>
-      </w:r>
-      <w:r>
-        <w:t>创建的互斥锁，默认支持优先级继承）；</w:t>
-      </w:r>
-    </w:p>
-    <w:p>
-      <w:pPr>
-        <w:pStyle w:val="a3"/>
-      </w:pPr>
-      <w:r>
-        <w:t xml:space="preserve">b. </w:t>
-      </w:r>
-      <w:r>
-        <w:t>优先级天花板机制：将持有资源（互斥锁）</w:t>
-      </w:r>
-      <w:r>
-        <w:rPr>
-          <w:color w:val="FF0000"/>
-        </w:rPr>
-        <w:t>的所有任务，优先级提升到所有可能申请该资源的任务中的最高优先级，避免低优先级任务被中优先级任务抢占；</w:t>
-      </w:r>
-    </w:p>
-    <w:p>
-      <w:pPr>
-        <w:pStyle w:val="a3"/>
-      </w:pPr>
-      <w:r>
-        <w:lastRenderedPageBreak/>
-        <w:t>举例（贴合</w:t>
-      </w:r>
-      <w:r>
-        <w:t>8</w:t>
-      </w:r>
-      <w:r>
-        <w:t>年经验</w:t>
-      </w:r>
-      <w:r>
-        <w:t>+</w:t>
-      </w:r>
-      <w:r>
-        <w:t>西门子场景）：我之前开发消防报警系统，高优先级的</w:t>
-      </w:r>
-      <w:r>
-        <w:t>“</w:t>
-      </w:r>
-      <w:r>
-        <w:t>报警信号处理任务</w:t>
-      </w:r>
-      <w:r>
-        <w:t>”</w:t>
-      </w:r>
-      <w:r>
-        <w:t>需要等待低优先级的</w:t>
-      </w:r>
-      <w:r>
-        <w:t>“</w:t>
-      </w:r>
-      <w:r>
-        <w:t>数据存储任务</w:t>
-      </w:r>
-      <w:r>
-        <w:t>”</w:t>
-      </w:r>
-      <w:r>
-        <w:t>释放</w:t>
-      </w:r>
-      <w:r>
-        <w:t>Flash</w:t>
-      </w:r>
-      <w:r>
-        <w:t>资源，而中优先级的</w:t>
-      </w:r>
-      <w:r>
-        <w:t>“</w:t>
-      </w:r>
-      <w:r>
-        <w:t>传感器数据采集任务</w:t>
-      </w:r>
-      <w:r>
-        <w:t>”</w:t>
-      </w:r>
-      <w:r>
-        <w:t>会抢占低优先级任务，导致报警信号延迟处理（最长达</w:t>
-      </w:r>
-      <w:r>
-        <w:t>3ms</w:t>
-      </w:r>
-      <w:r>
-        <w:t>，超出国标要求）。后续采用优先级继承机制，当低优先级任务持有</w:t>
-      </w:r>
-      <w:r>
-        <w:t>Flash</w:t>
-      </w:r>
-      <w:r>
-        <w:t>资源时，自动提升其优先级，解决了优先级反转，将报警响应延迟控制在</w:t>
-      </w:r>
-      <w:r>
-        <w:t>0.5ms</w:t>
-      </w:r>
-      <w:r>
-        <w:t>以内，符合消防系统国标要求。</w:t>
-      </w:r>
-    </w:p>
-    <w:p>
-      <w:pPr>
-        <w:pStyle w:val="a3"/>
-      </w:pPr>
-      <w:r>
-        <w:t>&gt;&gt;</w:t>
-      </w:r>
-      <w:r>
-        <w:t>内核支持优先级继承</w:t>
-      </w:r>
-      <w:r>
-        <w:t>(</w:t>
-      </w:r>
-      <w:r>
-        <w:t>内核自动调节性能会好一些</w:t>
-      </w:r>
-      <w:r>
-        <w:t>)</w:t>
-      </w:r>
-    </w:p>
-    <w:p>
-      <w:pPr>
-        <w:pStyle w:val="a3"/>
-      </w:pPr>
-      <w:r>
-        <w:t>&gt;&gt;</w:t>
-      </w:r>
-      <w:r>
-        <w:t>最经典案例是火星探路者号任务失败事件</w:t>
-      </w:r>
-      <w:r>
-        <w:t>——</w:t>
-      </w:r>
-      <w:r>
-        <w:t>当时就是因为没有处理优先级反转。</w:t>
-      </w:r>
-    </w:p>
-    <w:p>
-      <w:pPr>
-        <w:pStyle w:val="a3"/>
-      </w:pPr>
-    </w:p>
-    <w:p>
-      <w:pPr>
-        <w:pStyle w:val="a3"/>
-      </w:pPr>
-    </w:p>
-    <w:p>
-      <w:pPr>
-        <w:pStyle w:val="21"/>
-      </w:pPr>
-      <w:r>
-        <w:t>RTOS</w:t>
-      </w:r>
-      <w:r>
-        <w:t>的</w:t>
-      </w:r>
-      <w:proofErr w:type="spellStart"/>
       <w:r>
         <w:t>Systick</w:t>
       </w:r>
-      <w:proofErr w:type="spellEnd"/>
       <w:r>
         <w:t>和</w:t>
       </w:r>
-      <w:proofErr w:type="spellStart"/>
-      <w:r>
-        <w:t>Pendsv</w:t>
-      </w:r>
-      <w:proofErr w:type="spellEnd"/>
-      <w:r>
-        <w:t xml:space="preserve"> </w:t>
+      <w:r>
+        <w:t xml:space="preserve">Pendsv </w:t>
       </w:r>
       <w:r>
         <w:t>中断优先级设计</w:t>
@@ -1963,7 +1929,7 @@
                     <pic:cNvPicPr/>
                   </pic:nvPicPr>
                   <pic:blipFill>
-                    <a:blip r:embed="rId7"/>
+                    <a:blip r:embed="rId8"/>
                     <a:stretch>
                       <a:fillRect/>
                     </a:stretch>
@@ -2218,7 +2184,7 @@
 </file>
 
 <file path=word/endnotes.xml><?xml version="1.0" encoding="utf-8"?>
-<w:endnotes xmlns:wpc="http://schemas.microsoft.com/office/word/2010/wordprocessingCanvas" xmlns:cx="http://schemas.microsoft.com/office/drawing/2014/chartex" xmlns:cx1="http://schemas.microsoft.com/office/drawing/2015/9/8/chartex" xmlns:cx2="http://schemas.microsoft.com/office/drawing/2015/10/21/chartex" xmlns:cx3="http://schemas.microsoft.com/office/drawing/2016/5/9/chartex" xmlns:cx4="http://schemas.microsoft.com/office/drawing/2016/5/10/chartex" xmlns:cx5="http://schemas.microsoft.com/office/drawing/2016/5/11/chartex" xmlns:cx6="http://schemas.microsoft.com/office/drawing/2016/5/12/chartex" xmlns:cx7="http://schemas.microsoft.com/office/drawing/2016/5/13/chartex" xmlns:cx8="http://schemas.microsoft.com/office/drawing/2016/5/14/chartex" xmlns:mc="http://schemas.openxmlformats.org/markup-compatibility/2006" xmlns:aink="http://schemas.microsoft.com/office/drawing/2016/ink" xmlns:am3d="http://schemas.microsoft.com/office/drawing/2017/model3d" xmlns:o="urn:schemas-microsoft-com:office:office" xmlns:r="http://schemas.openxmlformats.org/officeDocument/2006/relationships" xmlns:m="http://schemas.openxmlformats.org/officeDocument/2006/math" xmlns:v="urn:schemas-microsoft-com:vml" xmlns:wp14="http://schemas.microsoft.com/office/word/2010/wordprocessingDrawing" xmlns:wp="http://schemas.openxmlformats.org/drawingml/2006/wordprocessingDrawing" xmlns:w10="urn:schemas-microsoft-com:office:word" xmlns:w="http://schemas.openxmlformats.org/wordprocessingml/2006/main" xmlns:w14="http://schemas.microsoft.com/office/word/2010/wordml" xmlns:w15="http://schemas.microsoft.com/office/word/2012/wordml" xmlns:w16cex="http://schemas.microsoft.com/office/word/2018/wordml/cex" xmlns:w16cid="http://schemas.microsoft.com/office/word/2016/wordml/cid" xmlns:w16="http://schemas.microsoft.com/office/word/2018/wordml" xmlns:w16sdtdh="http://schemas.microsoft.com/office/word/2020/wordml/sdtdatahash" xmlns:w16se="http://schemas.microsoft.com/office/word/2015/wordml/symex" xmlns:wpg="http://schemas.microsoft.com/office/word/2010/wordprocessingGroup" xmlns:wpi="http://schemas.microsoft.com/office/word/2010/wordprocessingInk" xmlns:wne="http://schemas.microsoft.com/office/word/2006/wordml" xmlns:wps="http://schemas.microsoft.com/office/word/2010/wordprocessingShape" mc:Ignorable="w14 w15 w16se w16cid w16 w16cex w16sdtdh wp14">
+<w:endnotes xmlns:wpc="http://schemas.microsoft.com/office/word/2010/wordprocessingCanvas" xmlns:cx="http://schemas.microsoft.com/office/drawing/2014/chartex" xmlns:cx1="http://schemas.microsoft.com/office/drawing/2015/9/8/chartex" xmlns:mc="http://schemas.openxmlformats.org/markup-compatibility/2006" xmlns:o="urn:schemas-microsoft-com:office:office" xmlns:r="http://schemas.openxmlformats.org/officeDocument/2006/relationships" xmlns:m="http://schemas.openxmlformats.org/officeDocument/2006/math" xmlns:v="urn:schemas-microsoft-com:vml" xmlns:wp14="http://schemas.microsoft.com/office/word/2010/wordprocessingDrawing" xmlns:wp="http://schemas.openxmlformats.org/drawingml/2006/wordprocessingDrawing" xmlns:w10="urn:schemas-microsoft-com:office:word" xmlns:w="http://schemas.openxmlformats.org/wordprocessingml/2006/main" xmlns:w14="http://schemas.microsoft.com/office/word/2010/wordml" xmlns:w15="http://schemas.microsoft.com/office/word/2012/wordml" xmlns:w16se="http://schemas.microsoft.com/office/word/2015/wordml/symex" xmlns:wpg="http://schemas.microsoft.com/office/word/2010/wordprocessingGroup" xmlns:wpi="http://schemas.microsoft.com/office/word/2010/wordprocessingInk" xmlns:wne="http://schemas.microsoft.com/office/word/2006/wordml" xmlns:wps="http://schemas.microsoft.com/office/word/2010/wordprocessingShape" mc:Ignorable="w14 w15 w16se wp14">
   <w:endnote w:type="separator" w:id="-1">
     <w:p>
       <w:r>
@@ -2237,7 +2203,7 @@
 </file>
 
 <file path=word/footnotes.xml><?xml version="1.0" encoding="utf-8"?>
-<w:footnotes xmlns:wpc="http://schemas.microsoft.com/office/word/2010/wordprocessingCanvas" xmlns:cx="http://schemas.microsoft.com/office/drawing/2014/chartex" xmlns:cx1="http://schemas.microsoft.com/office/drawing/2015/9/8/chartex" xmlns:cx2="http://schemas.microsoft.com/office/drawing/2015/10/21/chartex" xmlns:cx3="http://schemas.microsoft.com/office/drawing/2016/5/9/chartex" xmlns:cx4="http://schemas.microsoft.com/office/drawing/2016/5/10/chartex" xmlns:cx5="http://schemas.microsoft.com/office/drawing/2016/5/11/chartex" xmlns:cx6="http://schemas.microsoft.com/office/drawing/2016/5/12/chartex" xmlns:cx7="http://schemas.microsoft.com/office/drawing/2016/5/13/chartex" xmlns:cx8="http://schemas.microsoft.com/office/drawing/2016/5/14/chartex" xmlns:mc="http://schemas.openxmlformats.org/markup-compatibility/2006" xmlns:aink="http://schemas.microsoft.com/office/drawing/2016/ink" xmlns:am3d="http://schemas.microsoft.com/office/drawing/2017/model3d" xmlns:o="urn:schemas-microsoft-com:office:office" xmlns:r="http://schemas.openxmlformats.org/officeDocument/2006/relationships" xmlns:m="http://schemas.openxmlformats.org/officeDocument/2006/math" xmlns:v="urn:schemas-microsoft-com:vml" xmlns:wp14="http://schemas.microsoft.com/office/word/2010/wordprocessingDrawing" xmlns:wp="http://schemas.openxmlformats.org/drawingml/2006/wordprocessingDrawing" xmlns:w10="urn:schemas-microsoft-com:office:word" xmlns:w="http://schemas.openxmlformats.org/wordprocessingml/2006/main" xmlns:w14="http://schemas.microsoft.com/office/word/2010/wordml" xmlns:w15="http://schemas.microsoft.com/office/word/2012/wordml" xmlns:w16cex="http://schemas.microsoft.com/office/word/2018/wordml/cex" xmlns:w16cid="http://schemas.microsoft.com/office/word/2016/wordml/cid" xmlns:w16="http://schemas.microsoft.com/office/word/2018/wordml" xmlns:w16sdtdh="http://schemas.microsoft.com/office/word/2020/wordml/sdtdatahash" xmlns:w16se="http://schemas.microsoft.com/office/word/2015/wordml/symex" xmlns:wpg="http://schemas.microsoft.com/office/word/2010/wordprocessingGroup" xmlns:wpi="http://schemas.microsoft.com/office/word/2010/wordprocessingInk" xmlns:wne="http://schemas.microsoft.com/office/word/2006/wordml" xmlns:wps="http://schemas.microsoft.com/office/word/2010/wordprocessingShape" mc:Ignorable="w14 w15 w16se w16cid w16 w16cex w16sdtdh wp14">
+<w:footnotes xmlns:wpc="http://schemas.microsoft.com/office/word/2010/wordprocessingCanvas" xmlns:cx="http://schemas.microsoft.com/office/drawing/2014/chartex" xmlns:cx1="http://schemas.microsoft.com/office/drawing/2015/9/8/chartex" xmlns:mc="http://schemas.openxmlformats.org/markup-compatibility/2006" xmlns:o="urn:schemas-microsoft-com:office:office" xmlns:r="http://schemas.openxmlformats.org/officeDocument/2006/relationships" xmlns:m="http://schemas.openxmlformats.org/officeDocument/2006/math" xmlns:v="urn:schemas-microsoft-com:vml" xmlns:wp14="http://schemas.microsoft.com/office/word/2010/wordprocessingDrawing" xmlns:wp="http://schemas.openxmlformats.org/drawingml/2006/wordprocessingDrawing" xmlns:w10="urn:schemas-microsoft-com:office:word" xmlns:w="http://schemas.openxmlformats.org/wordprocessingml/2006/main" xmlns:w14="http://schemas.microsoft.com/office/word/2010/wordml" xmlns:w15="http://schemas.microsoft.com/office/word/2012/wordml" xmlns:w16se="http://schemas.microsoft.com/office/word/2015/wordml/symex" xmlns:wpg="http://schemas.microsoft.com/office/word/2010/wordprocessingGroup" xmlns:wpi="http://schemas.microsoft.com/office/word/2010/wordprocessingInk" xmlns:wne="http://schemas.microsoft.com/office/word/2006/wordml" xmlns:wps="http://schemas.microsoft.com/office/word/2010/wordprocessingShape" mc:Ignorable="w14 w15 w16se wp14">
   <w:footnote w:type="separator" w:id="-1">
     <w:p>
       <w:r>
@@ -2256,7 +2222,7 @@
 </file>
 
 <file path=word/numbering.xml><?xml version="1.0" encoding="utf-8"?>
-<w:numbering xmlns:wpc="http://schemas.microsoft.com/office/word/2010/wordprocessingCanvas" xmlns:cx="http://schemas.microsoft.com/office/drawing/2014/chartex" xmlns:cx1="http://schemas.microsoft.com/office/drawing/2015/9/8/chartex" xmlns:cx2="http://schemas.microsoft.com/office/drawing/2015/10/21/chartex" xmlns:cx3="http://schemas.microsoft.com/office/drawing/2016/5/9/chartex" xmlns:cx4="http://schemas.microsoft.com/office/drawing/2016/5/10/chartex" xmlns:cx5="http://schemas.microsoft.com/office/drawing/2016/5/11/chartex" xmlns:cx6="http://schemas.microsoft.com/office/drawing/2016/5/12/chartex" xmlns:cx7="http://schemas.microsoft.com/office/drawing/2016/5/13/chartex" xmlns:cx8="http://schemas.microsoft.com/office/drawing/2016/5/14/chartex" xmlns:mc="http://schemas.openxmlformats.org/markup-compatibility/2006" xmlns:aink="http://schemas.microsoft.com/office/drawing/2016/ink" xmlns:am3d="http://schemas.microsoft.com/office/drawing/2017/model3d" xmlns:o="urn:schemas-microsoft-com:office:office" xmlns:r="http://schemas.openxmlformats.org/officeDocument/2006/relationships" xmlns:m="http://schemas.openxmlformats.org/officeDocument/2006/math" xmlns:v="urn:schemas-microsoft-com:vml" xmlns:wp14="http://schemas.microsoft.com/office/word/2010/wordprocessingDrawing" xmlns:wp="http://schemas.openxmlformats.org/drawingml/2006/wordprocessingDrawing" xmlns:w10="urn:schemas-microsoft-com:office:word" xmlns:w="http://schemas.openxmlformats.org/wordprocessingml/2006/main" xmlns:w14="http://schemas.microsoft.com/office/word/2010/wordml" xmlns:w15="http://schemas.microsoft.com/office/word/2012/wordml" xmlns:w16cex="http://schemas.microsoft.com/office/word/2018/wordml/cex" xmlns:w16cid="http://schemas.microsoft.com/office/word/2016/wordml/cid" xmlns:w16="http://schemas.microsoft.com/office/word/2018/wordml" xmlns:w16sdtdh="http://schemas.microsoft.com/office/word/2020/wordml/sdtdatahash" xmlns:w16se="http://schemas.microsoft.com/office/word/2015/wordml/symex" xmlns:wpg="http://schemas.microsoft.com/office/word/2010/wordprocessingGroup" xmlns:wpi="http://schemas.microsoft.com/office/word/2010/wordprocessingInk" xmlns:wne="http://schemas.microsoft.com/office/word/2006/wordml" xmlns:wps="http://schemas.microsoft.com/office/word/2010/wordprocessingShape" mc:Ignorable="w14 w15 w16se w16cid w16 w16cex w16sdtdh wp14">
+<w:numbering xmlns:wpc="http://schemas.microsoft.com/office/word/2010/wordprocessingCanvas" xmlns:cx="http://schemas.microsoft.com/office/drawing/2014/chartex" xmlns:cx1="http://schemas.microsoft.com/office/drawing/2015/9/8/chartex" xmlns:mc="http://schemas.openxmlformats.org/markup-compatibility/2006" xmlns:o="urn:schemas-microsoft-com:office:office" xmlns:r="http://schemas.openxmlformats.org/officeDocument/2006/relationships" xmlns:m="http://schemas.openxmlformats.org/officeDocument/2006/math" xmlns:v="urn:schemas-microsoft-com:vml" xmlns:wp14="http://schemas.microsoft.com/office/word/2010/wordprocessingDrawing" xmlns:wp="http://schemas.openxmlformats.org/drawingml/2006/wordprocessingDrawing" xmlns:w10="urn:schemas-microsoft-com:office:word" xmlns:w="http://schemas.openxmlformats.org/wordprocessingml/2006/main" xmlns:w14="http://schemas.microsoft.com/office/word/2010/wordml" xmlns:w15="http://schemas.microsoft.com/office/word/2012/wordml" xmlns:w16se="http://schemas.microsoft.com/office/word/2015/wordml/symex" xmlns:wpg="http://schemas.microsoft.com/office/word/2010/wordprocessingGroup" xmlns:wpi="http://schemas.microsoft.com/office/word/2010/wordprocessingInk" xmlns:wne="http://schemas.microsoft.com/office/word/2006/wordml" xmlns:wps="http://schemas.microsoft.com/office/word/2010/wordprocessingShape" mc:Ignorable="w14 w15 w16se wp14">
   <w:abstractNum w:abstractNumId="0" w15:restartNumberingAfterBreak="0">
     <w:nsid w:val="0B625F19"/>
     <w:multiLevelType w:val="hybridMultilevel"/>
@@ -3069,7 +3035,7 @@
 </file>
 
 <file path=word/styles.xml><?xml version="1.0" encoding="utf-8"?>
-<w:styles xmlns:mc="http://schemas.openxmlformats.org/markup-compatibility/2006" xmlns:r="http://schemas.openxmlformats.org/officeDocument/2006/relationships" xmlns:w="http://schemas.openxmlformats.org/wordprocessingml/2006/main" xmlns:w14="http://schemas.microsoft.com/office/word/2010/wordml" xmlns:w15="http://schemas.microsoft.com/office/word/2012/wordml" xmlns:w16cex="http://schemas.microsoft.com/office/word/2018/wordml/cex" xmlns:w16cid="http://schemas.microsoft.com/office/word/2016/wordml/cid" xmlns:w16="http://schemas.microsoft.com/office/word/2018/wordml" xmlns:w16sdtdh="http://schemas.microsoft.com/office/word/2020/wordml/sdtdatahash" xmlns:w16se="http://schemas.microsoft.com/office/word/2015/wordml/symex" mc:Ignorable="w14 w15 w16se w16cid w16 w16cex w16sdtdh">
+<w:styles xmlns:mc="http://schemas.openxmlformats.org/markup-compatibility/2006" xmlns:r="http://schemas.openxmlformats.org/officeDocument/2006/relationships" xmlns:w="http://schemas.openxmlformats.org/wordprocessingml/2006/main" xmlns:w14="http://schemas.microsoft.com/office/word/2010/wordml" xmlns:w15="http://schemas.microsoft.com/office/word/2012/wordml" xmlns:w16se="http://schemas.microsoft.com/office/word/2015/wordml/symex" mc:Ignorable="w14 w15 w16se">
   <w:docDefaults>
     <w:rPrDefault>
       <w:rPr>
@@ -3080,7 +3046,7 @@
     </w:rPrDefault>
     <w:pPrDefault/>
   </w:docDefaults>
-  <w:latentStyles w:defLockedState="0" w:defUIPriority="99" w:defSemiHidden="0" w:defUnhideWhenUsed="0" w:defQFormat="0" w:count="376">
+  <w:latentStyles w:defLockedState="0" w:defUIPriority="99" w:defSemiHidden="0" w:defUnhideWhenUsed="0" w:defQFormat="0" w:count="371">
     <w:lsdException w:name="Normal" w:uiPriority="0" w:qFormat="1"/>
     <w:lsdException w:name="heading 1" w:uiPriority="9" w:qFormat="1"/>
     <w:lsdException w:name="heading 2" w:semiHidden="1" w:uiPriority="9" w:unhideWhenUsed="1" w:qFormat="1"/>
@@ -3452,11 +3418,6 @@
     <w:lsdException w:name="List Table 5 Dark Accent 6" w:uiPriority="50"/>
     <w:lsdException w:name="List Table 6 Colorful Accent 6" w:uiPriority="51"/>
     <w:lsdException w:name="List Table 7 Colorful Accent 6" w:uiPriority="52"/>
-    <w:lsdException w:name="Mention" w:semiHidden="1" w:unhideWhenUsed="1"/>
-    <w:lsdException w:name="Smart Hyperlink" w:semiHidden="1" w:unhideWhenUsed="1"/>
-    <w:lsdException w:name="Hashtag" w:semiHidden="1" w:unhideWhenUsed="1"/>
-    <w:lsdException w:name="Unresolved Mention" w:semiHidden="1" w:unhideWhenUsed="1"/>
-    <w:lsdException w:name="Smart Link" w:semiHidden="1" w:unhideWhenUsed="1"/>
   </w:latentStyles>
   <w:style w:type="paragraph" w:default="1" w:styleId="a">
     <w:name w:val="Normal"/>
